--- a/web/docs/VN14_HoangTrungHoc_2025.docx
+++ b/web/docs/VN14_HoangTrungHoc_2025.docx
@@ -10,7 +10,7 @@
           <w:color w:val="0070C0"/>
           <w:sz w:val="24"/>
         </w:rPr>
-        <w:t>Tóm tắt: Hoàng Trung Học &amp; Nguyễn Thùy Dung (2025)</w:t>
+        <w:t>Tóm tắt bài VN-14</w:t>
       </w:r>
     </w:p>
     <w:p>
@@ -21,7 +21,7 @@
           <w:color w:val="FF0000"/>
           <w:sz w:val="24"/>
         </w:rPr>
-        <w:t>Tên công trình, tác giả, năm, mẫu khảo sát</w:t>
+        <w:t>Tên công trình, tác giả, năm, mẫu khảo sát, đối tượng, khách thể, địa bàn khảo sát</w:t>
       </w:r>
     </w:p>
     <w:p>
@@ -32,7 +32,73 @@
           <w:color w:val="0070C0"/>
           <w:sz w:val="24"/>
         </w:rPr>
-        <w:t>Mức độ căng thẳng, lo âu và trầm cảm ở VTN trong và sau COVID-19 tại Việt Nam. Am J Psychiatric Rehabilitation, 28(1). 8.473 VTN, 6 tỉnh, DASS-21.</w:t>
+        <w:t>Công trình nghiên cứu « Mức độ căng thẳng, lo âu và trầm cảm ở thanh thiếu niên trong và sau đại dịch COVID-19 tại Việt Nam: Nghiên cứu cắt ngang » (Levels of Stress, Anxiety, and Depression in Adolescents during and after the COVID-19 Pandemic in Vietnam: A Cross-sectional Study), do Hoàng Trung Học (Tiến sĩ, Học viện Quản lý Giáo dục Quốc gia) và Nguyễn Thùy Dung (Thạc sĩ, Viện Nghiên cứu, Đào tạo và Ứng dụng Tâm lý) thực hiện (2025), khảo sát trên mẫu 8.473 thanh thiếu niên từ lớp 6 đến lớp 12 tại 6 tỉnh/thành phố đại diện miền Nam (TPHCM, Đồng Nai, Long An) và miền Bắc (Hà Nội, Hải Dương, Vĩnh Phúc), Việt Nam, xuất bản trên American Journal of Psychiatric Rehabilitation, tập 28, số 1, tháng 4/2025, trang 360–367.</w:t>
+      </w:r>
+    </w:p>
+    <w:p>
+      <w:r>
+        <w:rPr>
+          <w:rFonts w:ascii="Times New Roman" w:hAnsi="Times New Roman"/>
+          <w:b/>
+          <w:color w:val="FF0000"/>
+          <w:sz w:val="24"/>
+        </w:rPr>
+        <w:t>Phương pháp nghiên cứu</w:t>
+      </w:r>
+    </w:p>
+    <w:p>
+      <w:r>
+        <w:rPr>
+          <w:rFonts w:ascii="Times New Roman" w:hAnsi="Times New Roman"/>
+          <w:b/>
+          <w:color w:val="0070C0"/>
+          <w:sz w:val="24"/>
+        </w:rPr>
+        <w:t>Công trình này sử dụng Thang đo Trầm cảm Lo âu Căng thẳng 21 mục (DASS-21 — Depression Anxiety Stress Scale; Lovibond &amp; Lovibond, 1995) phiên bản tiếng Việt, kết hợp với bảng hỏi bổ sung về giấc ngủ, sử dụng thiết bị điện tử, hoạt động thể chất và quan hệ gia đình. Nói cách khác, công trình này sử dụng phương pháp sàng lọc cắt ngang tại hai thời điểm — không phải nghiên cứu dọc thực sự — để so sánh mức độ rối loạn cảm xúc trước và sau khi COVID-19 kết thúc.</w:t>
+      </w:r>
+    </w:p>
+    <w:p>
+      <w:r>
+        <w:rPr>
+          <w:rFonts w:ascii="Times New Roman" w:hAnsi="Times New Roman"/>
+          <w:b w:val="0"/>
+          <w:color w:val="0070C0"/>
+          <w:sz w:val="24"/>
+        </w:rPr>
+        <w:t>DASS-21 là phiên bản rút gọn 21 mục của Thang đo Trầm cảm Lo âu Căng thẳng gốc 42 mục (Lovibond &amp; Lovibond, 1995), sàng lọc đồng thời ba tình trạng: trầm cảm, lo âu và căng thẳng. Phiên bản tiếng Việt đã được xác thực với Cronbach alpha &gt; 0,7 cho tất cả thang con (Nunnally &amp; Bernstein, 1994).</w:t>
+      </w:r>
+    </w:p>
+    <w:p>
+      <w:r>
+        <w:rPr>
+          <w:rFonts w:ascii="Times New Roman" w:hAnsi="Times New Roman"/>
+          <w:b/>
+          <w:color w:val="0070C0"/>
+          <w:sz w:val="24"/>
+        </w:rPr>
+        <w:t>Tổng quan tài liệu của chúng tôi cho thấy trước COVID-19, tỷ lệ lo âu ở thanh thiếu niên Việt Nam dao động 12–15%, nhưng trong đại dịch tăng mạnh lên 37–47% (Nguyen và cộng sự, 2021). Tuy nhiên, dữ liệu so sánh trong vs sau COVID tại Việt Nam còn rất hạn chế. Đây là nghiên cứu có cỡ mẫu lớn nhất (n = 8.473) thực hiện so sánh này tại 6 tỉnh đại diện.</w:t>
+      </w:r>
+    </w:p>
+    <w:p>
+      <w:r>
+        <w:rPr>
+          <w:rFonts w:ascii="Times New Roman" w:hAnsi="Times New Roman"/>
+          <w:b w:val="0"/>
+          <w:color w:val="0070C0"/>
+          <w:sz w:val="24"/>
+        </w:rPr>
+        <w:t>Dữ liệu nhân khẩu xã hội bao gồm giới tính, khu vực cư trú (nông thôn/thành thị), khối lớp (6–12). Các yếu tố hành vi: thời gian ngủ ban ngày, thời gian sử dụng máy tính và điện thoại, thời gian thể thao, tính chất mối quan hệ với cha mẹ, hình thức học tập (trực tuyến/trực tiếp), mức độ giãn cách xã hội.</w:t>
+      </w:r>
+    </w:p>
+    <w:p>
+      <w:r>
+        <w:rPr>
+          <w:rFonts w:ascii="Times New Roman" w:hAnsi="Times New Roman"/>
+          <w:b w:val="0"/>
+          <w:color w:val="0070C0"/>
+          <w:sz w:val="24"/>
+        </w:rPr>
+        <w:t>Nghiên cứu cắt ngang tại hai thời điểm: Đợt 1 — tháng 12/2021 (trong COVID, n = 4.052), Đợt 2 — tháng 9/2023 (sau COVID, n = 4.337). Lấy mẫu thuận tiện ngẫu nhiên (convenient random sampling) từ các trường THCS và THPT tại 6 tỉnh. Nông thôn chiếm 62,8% mẫu. Phân tích: SPSS, thống kê mô tả, tương quan Pearson, hồi quy đa biến. Kiểm soát đa cộng tuyến (VIF &lt; 2) và tự tương quan (DW = 0,353 và 0,340).</w:t>
       </w:r>
     </w:p>
     <w:p>
@@ -44,6 +110,17 @@
           <w:sz w:val="24"/>
         </w:rPr>
         <w:t>Kết quả nghiên cứu định lượng</w:t>
+      </w:r>
+    </w:p>
+    <w:p>
+      <w:r>
+        <w:rPr>
+          <w:rFonts w:ascii="Times New Roman" w:hAnsi="Times New Roman"/>
+          <w:b/>
+          <w:color w:val="0070C0"/>
+          <w:sz w:val="24"/>
+        </w:rPr>
+        <w:t>Tỷ lệ căng thẳng, lo âu và trầm cảm trong vs sau COVID-19 (N = 8.389):</w:t>
       </w:r>
     </w:p>
     <w:tbl>
@@ -63,7 +140,7 @@
         <w:tc>
           <w:tcPr>
             <w:tcW w:type="dxa" w:w="2351"/>
-            <w:tcW w:w="1701" w:type="dxa"/>
+            <w:tcW w:w="2268" w:type="dxa"/>
             <w:shd w:fill="D9E2F3" w:val="clear"/>
           </w:tcPr>
           <w:p>
@@ -96,7 +173,7 @@
                 <w:b/>
                 <w:sz w:val="20"/>
               </w:rPr>
-              <w:t>Trong COVID / Tổng</w:t>
+              <w:t>Trong COVID (%)</w:t>
             </w:r>
           </w:p>
         </w:tc>
@@ -116,7 +193,7 @@
                 <w:b/>
                 <w:sz w:val="20"/>
               </w:rPr>
-              <w:t>Sau COVID / Chi tiết</w:t>
+              <w:t>Sau COVID (%)</w:t>
             </w:r>
           </w:p>
         </w:tc>
@@ -136,7 +213,7 @@
                 <w:b/>
                 <w:sz w:val="20"/>
               </w:rPr>
-              <w:t>Thay đổi / %</w:t>
+              <w:t>Thay đổi</w:t>
             </w:r>
           </w:p>
         </w:tc>
@@ -145,7 +222,7 @@
         <w:tc>
           <w:tcPr>
             <w:tcW w:type="dxa" w:w="2351"/>
-            <w:tcW w:w="1701" w:type="dxa"/>
+            <w:tcW w:w="2268" w:type="dxa"/>
           </w:tcPr>
           <w:p>
             <w:r>
@@ -153,7 +230,7 @@
                 <w:rFonts w:ascii="Times New Roman" w:hAnsi="Times New Roman"/>
                 <w:sz w:val="20"/>
               </w:rPr>
-              <w:t>Căng thẳng</w:t>
+              <w:t>Căng thẳng tổng</w:t>
             </w:r>
           </w:p>
         </w:tc>
@@ -198,12 +275,27 @@
                 <w:rFonts w:ascii="Times New Roman" w:hAnsi="Times New Roman"/>
                 <w:sz w:val="20"/>
               </w:rPr>
-              <w:t>∙10,1</w:t>
+              <w:t>∙10,1 điểm</w:t>
             </w:r>
           </w:p>
         </w:tc>
       </w:tr>
       <w:tr>
+        <w:tc>
+          <w:tcPr>
+            <w:tcW w:type="dxa" w:w="2351"/>
+            <w:tcW w:w="2268" w:type="dxa"/>
+          </w:tcPr>
+          <w:p>
+            <w:r>
+              <w:rPr>
+                <w:rFonts w:ascii="Times New Roman" w:hAnsi="Times New Roman"/>
+                <w:sz w:val="20"/>
+              </w:rPr>
+              <w:t xml:space="preserve">  Nặng + Rất nặng</w:t>
+            </w:r>
+          </w:p>
+        </w:tc>
         <w:tc>
           <w:tcPr>
             <w:tcW w:type="dxa" w:w="2351"/>
@@ -215,7 +307,54 @@
                 <w:rFonts w:ascii="Times New Roman" w:hAnsi="Times New Roman"/>
                 <w:sz w:val="20"/>
               </w:rPr>
-              <w:t>Lo âu</w:t>
+              <w:t>33,0%</w:t>
+            </w:r>
+          </w:p>
+        </w:tc>
+        <w:tc>
+          <w:tcPr>
+            <w:tcW w:type="dxa" w:w="2351"/>
+            <w:tcW w:w="1701" w:type="dxa"/>
+          </w:tcPr>
+          <w:p>
+            <w:r>
+              <w:rPr>
+                <w:rFonts w:ascii="Times New Roman" w:hAnsi="Times New Roman"/>
+                <w:sz w:val="20"/>
+              </w:rPr>
+              <w:t>18,6%</w:t>
+            </w:r>
+          </w:p>
+        </w:tc>
+        <w:tc>
+          <w:tcPr>
+            <w:tcW w:type="dxa" w:w="2351"/>
+            <w:tcW w:w="1417" w:type="dxa"/>
+          </w:tcPr>
+          <w:p>
+            <w:r>
+              <w:rPr>
+                <w:rFonts w:ascii="Times New Roman" w:hAnsi="Times New Roman"/>
+                <w:sz w:val="20"/>
+              </w:rPr>
+              <w:t>∙14,4 điểm</w:t>
+            </w:r>
+          </w:p>
+        </w:tc>
+      </w:tr>
+      <w:tr>
+        <w:tc>
+          <w:tcPr>
+            <w:tcW w:type="dxa" w:w="2351"/>
+            <w:tcW w:w="2268" w:type="dxa"/>
+          </w:tcPr>
+          <w:p>
+            <w:r>
+              <w:rPr>
+                <w:rFonts w:ascii="Times New Roman" w:hAnsi="Times New Roman"/>
+                <w:sz w:val="20"/>
+              </w:rPr>
+              <w:t>Lo âu tổng</w:t>
             </w:r>
           </w:p>
         </w:tc>
@@ -260,12 +399,27 @@
                 <w:rFonts w:ascii="Times New Roman" w:hAnsi="Times New Roman"/>
                 <w:sz w:val="20"/>
               </w:rPr>
-              <w:t>∙16,1</w:t>
+              <w:t>∙16,1 điểm</w:t>
             </w:r>
           </w:p>
         </w:tc>
       </w:tr>
       <w:tr>
+        <w:tc>
+          <w:tcPr>
+            <w:tcW w:type="dxa" w:w="2351"/>
+            <w:tcW w:w="2268" w:type="dxa"/>
+          </w:tcPr>
+          <w:p>
+            <w:r>
+              <w:rPr>
+                <w:rFonts w:ascii="Times New Roman" w:hAnsi="Times New Roman"/>
+                <w:sz w:val="20"/>
+              </w:rPr>
+              <w:t xml:space="preserve">  Nặng + Rất nặng</w:t>
+            </w:r>
+          </w:p>
+        </w:tc>
         <w:tc>
           <w:tcPr>
             <w:tcW w:type="dxa" w:w="2351"/>
@@ -277,7 +431,54 @@
                 <w:rFonts w:ascii="Times New Roman" w:hAnsi="Times New Roman"/>
                 <w:sz w:val="20"/>
               </w:rPr>
-              <w:t>Trầm cảm</w:t>
+              <w:t>14,5%</w:t>
+            </w:r>
+          </w:p>
+        </w:tc>
+        <w:tc>
+          <w:tcPr>
+            <w:tcW w:type="dxa" w:w="2351"/>
+            <w:tcW w:w="1701" w:type="dxa"/>
+          </w:tcPr>
+          <w:p>
+            <w:r>
+              <w:rPr>
+                <w:rFonts w:ascii="Times New Roman" w:hAnsi="Times New Roman"/>
+                <w:sz w:val="20"/>
+              </w:rPr>
+              <w:t>7,2%</w:t>
+            </w:r>
+          </w:p>
+        </w:tc>
+        <w:tc>
+          <w:tcPr>
+            <w:tcW w:type="dxa" w:w="2351"/>
+            <w:tcW w:w="1417" w:type="dxa"/>
+          </w:tcPr>
+          <w:p>
+            <w:r>
+              <w:rPr>
+                <w:rFonts w:ascii="Times New Roman" w:hAnsi="Times New Roman"/>
+                <w:sz w:val="20"/>
+              </w:rPr>
+              <w:t>∙7,3 điểm</w:t>
+            </w:r>
+          </w:p>
+        </w:tc>
+      </w:tr>
+      <w:tr>
+        <w:tc>
+          <w:tcPr>
+            <w:tcW w:type="dxa" w:w="2351"/>
+            <w:tcW w:w="2268" w:type="dxa"/>
+          </w:tcPr>
+          <w:p>
+            <w:r>
+              <w:rPr>
+                <w:rFonts w:ascii="Times New Roman" w:hAnsi="Times New Roman"/>
+                <w:sz w:val="20"/>
+              </w:rPr>
+              <w:t>Trầm cảm tổng</w:t>
             </w:r>
           </w:p>
         </w:tc>
@@ -322,7 +523,7 @@
                 <w:rFonts w:ascii="Times New Roman" w:hAnsi="Times New Roman"/>
                 <w:sz w:val="20"/>
               </w:rPr>
-              <w:t>∙14,1</w:t>
+              <w:t>∙14,1 điểm</w:t>
             </w:r>
           </w:p>
         </w:tc>
@@ -331,7 +532,69 @@
         <w:tc>
           <w:tcPr>
             <w:tcW w:type="dxa" w:w="2351"/>
+            <w:tcW w:w="2268" w:type="dxa"/>
+          </w:tcPr>
+          <w:p>
+            <w:r>
+              <w:rPr>
+                <w:rFonts w:ascii="Times New Roman" w:hAnsi="Times New Roman"/>
+                <w:sz w:val="20"/>
+              </w:rPr>
+              <w:t xml:space="preserve">  Nặng + Rất nặng</w:t>
+            </w:r>
+          </w:p>
+        </w:tc>
+        <w:tc>
+          <w:tcPr>
+            <w:tcW w:type="dxa" w:w="2351"/>
             <w:tcW w:w="1701" w:type="dxa"/>
+          </w:tcPr>
+          <w:p>
+            <w:r>
+              <w:rPr>
+                <w:rFonts w:ascii="Times New Roman" w:hAnsi="Times New Roman"/>
+                <w:sz w:val="20"/>
+              </w:rPr>
+              <w:t>8,1%</w:t>
+            </w:r>
+          </w:p>
+        </w:tc>
+        <w:tc>
+          <w:tcPr>
+            <w:tcW w:type="dxa" w:w="2351"/>
+            <w:tcW w:w="1701" w:type="dxa"/>
+          </w:tcPr>
+          <w:p>
+            <w:r>
+              <w:rPr>
+                <w:rFonts w:ascii="Times New Roman" w:hAnsi="Times New Roman"/>
+                <w:sz w:val="20"/>
+              </w:rPr>
+              <w:t>4,0%</w:t>
+            </w:r>
+          </w:p>
+        </w:tc>
+        <w:tc>
+          <w:tcPr>
+            <w:tcW w:type="dxa" w:w="2351"/>
+            <w:tcW w:w="1417" w:type="dxa"/>
+          </w:tcPr>
+          <w:p>
+            <w:r>
+              <w:rPr>
+                <w:rFonts w:ascii="Times New Roman" w:hAnsi="Times New Roman"/>
+                <w:sz w:val="20"/>
+              </w:rPr>
+              <w:t>∙4,1 điểm</w:t>
+            </w:r>
+          </w:p>
+        </w:tc>
+      </w:tr>
+      <w:tr>
+        <w:tc>
+          <w:tcPr>
+            <w:tcW w:type="dxa" w:w="2351"/>
+            <w:tcW w:w="2268" w:type="dxa"/>
           </w:tcPr>
           <w:p>
             <w:r>
@@ -384,7 +647,7 @@
                 <w:rFonts w:ascii="Times New Roman" w:hAnsi="Times New Roman"/>
                 <w:sz w:val="20"/>
               </w:rPr>
-              <w:t>p&lt;0,01</w:t>
+              <w:t>∙4,61 (p&lt;0,01)</w:t>
             </w:r>
           </w:p>
         </w:tc>
@@ -396,10 +659,638 @@
         <w:rPr>
           <w:rFonts w:ascii="Times New Roman" w:hAnsi="Times New Roman"/>
           <w:b/>
+          <w:color w:val="0070C0"/>
+          <w:sz w:val="24"/>
+        </w:rPr>
+        <w:t>Yếu tố ảnh hưởng — hồi quy đa biến (trong COVID, R² = 0,190):</w:t>
+      </w:r>
+    </w:p>
+    <w:tbl>
+      <w:tblPr>
+        <w:tblStyle w:val="TableGrid"/>
+        <w:tblW w:type="auto" w:w="0"/>
+        <w:jc w:val="center"/>
+        <w:tblLook w:firstColumn="1" w:firstRow="1" w:lastColumn="0" w:lastRow="0" w:noHBand="0" w:noVBand="1" w:val="04A0"/>
+      </w:tblPr>
+      <w:tblGrid>
+        <w:gridCol w:w="2351"/>
+        <w:gridCol w:w="2351"/>
+        <w:gridCol w:w="2351"/>
+        <w:gridCol w:w="2351"/>
+      </w:tblGrid>
+      <w:tr>
+        <w:tc>
+          <w:tcPr>
+            <w:tcW w:type="dxa" w:w="2351"/>
+            <w:tcW w:w="2268" w:type="dxa"/>
+            <w:shd w:fill="D9E2F3" w:val="clear"/>
+          </w:tcPr>
+          <w:p>
+            <w:pPr>
+              <w:jc w:val="center"/>
+            </w:pPr>
+            <w:r>
+              <w:rPr>
+                <w:rFonts w:ascii="Times New Roman" w:hAnsi="Times New Roman"/>
+                <w:b/>
+                <w:sz w:val="20"/>
+              </w:rPr>
+              <w:t>Yếu tố</w:t>
+            </w:r>
+          </w:p>
+        </w:tc>
+        <w:tc>
+          <w:tcPr>
+            <w:tcW w:type="dxa" w:w="2351"/>
+            <w:tcW w:w="850" w:type="dxa"/>
+            <w:shd w:fill="D9E2F3" w:val="clear"/>
+          </w:tcPr>
+          <w:p>
+            <w:pPr>
+              <w:jc w:val="center"/>
+            </w:pPr>
+            <w:r>
+              <w:rPr>
+                <w:rFonts w:ascii="Times New Roman" w:hAnsi="Times New Roman"/>
+                <w:b/>
+                <w:sz w:val="20"/>
+              </w:rPr>
+              <w:t>Beta</w:t>
+            </w:r>
+          </w:p>
+        </w:tc>
+        <w:tc>
+          <w:tcPr>
+            <w:tcW w:type="dxa" w:w="2351"/>
+            <w:tcW w:w="850" w:type="dxa"/>
+            <w:shd w:fill="D9E2F3" w:val="clear"/>
+          </w:tcPr>
+          <w:p>
+            <w:pPr>
+              <w:jc w:val="center"/>
+            </w:pPr>
+            <w:r>
+              <w:rPr>
+                <w:rFonts w:ascii="Times New Roman" w:hAnsi="Times New Roman"/>
+                <w:b/>
+                <w:sz w:val="20"/>
+              </w:rPr>
+              <w:t>Sig.</w:t>
+            </w:r>
+          </w:p>
+        </w:tc>
+        <w:tc>
+          <w:tcPr>
+            <w:tcW w:type="dxa" w:w="2351"/>
+            <w:tcW w:w="3118" w:type="dxa"/>
+            <w:shd w:fill="D9E2F3" w:val="clear"/>
+          </w:tcPr>
+          <w:p>
+            <w:pPr>
+              <w:jc w:val="center"/>
+            </w:pPr>
+            <w:r>
+              <w:rPr>
+                <w:rFonts w:ascii="Times New Roman" w:hAnsi="Times New Roman"/>
+                <w:b/>
+                <w:sz w:val="20"/>
+              </w:rPr>
+              <w:t>Ý nghĩa</w:t>
+            </w:r>
+          </w:p>
+        </w:tc>
+      </w:tr>
+      <w:tr>
+        <w:tc>
+          <w:tcPr>
+            <w:tcW w:type="dxa" w:w="2351"/>
+            <w:tcW w:w="2268" w:type="dxa"/>
+          </w:tcPr>
+          <w:p>
+            <w:r>
+              <w:rPr>
+                <w:rFonts w:ascii="Times New Roman" w:hAnsi="Times New Roman"/>
+                <w:sz w:val="20"/>
+              </w:rPr>
+              <w:t>Quan hệ cha mẹ-con</w:t>
+            </w:r>
+          </w:p>
+        </w:tc>
+        <w:tc>
+          <w:tcPr>
+            <w:tcW w:type="dxa" w:w="2351"/>
+            <w:tcW w:w="850" w:type="dxa"/>
+          </w:tcPr>
+          <w:p>
+            <w:r>
+              <w:rPr>
+                <w:rFonts w:ascii="Times New Roman" w:hAnsi="Times New Roman"/>
+                <w:sz w:val="20"/>
+              </w:rPr>
+              <w:t>0,272</w:t>
+            </w:r>
+          </w:p>
+        </w:tc>
+        <w:tc>
+          <w:tcPr>
+            <w:tcW w:type="dxa" w:w="2351"/>
+            <w:tcW w:w="850" w:type="dxa"/>
+          </w:tcPr>
+          <w:p>
+            <w:r>
+              <w:rPr>
+                <w:rFonts w:ascii="Times New Roman" w:hAnsi="Times New Roman"/>
+                <w:sz w:val="20"/>
+              </w:rPr>
+              <w:t>0,000</w:t>
+            </w:r>
+          </w:p>
+        </w:tc>
+        <w:tc>
+          <w:tcPr>
+            <w:tcW w:type="dxa" w:w="2351"/>
+            <w:tcW w:w="3118" w:type="dxa"/>
+          </w:tcPr>
+          <w:p>
+            <w:r>
+              <w:rPr>
+                <w:rFonts w:ascii="Times New Roman" w:hAnsi="Times New Roman"/>
+                <w:sz w:val="20"/>
+              </w:rPr>
+              <w:t>MẠNH NHẤT — gia đình bất hòa tăng DAS</w:t>
+            </w:r>
+          </w:p>
+        </w:tc>
+      </w:tr>
+      <w:tr>
+        <w:tc>
+          <w:tcPr>
+            <w:tcW w:type="dxa" w:w="2351"/>
+            <w:tcW w:w="2268" w:type="dxa"/>
+          </w:tcPr>
+          <w:p>
+            <w:r>
+              <w:rPr>
+                <w:rFonts w:ascii="Times New Roman" w:hAnsi="Times New Roman"/>
+                <w:sz w:val="20"/>
+              </w:rPr>
+              <w:t>Thời gian dùng điện tử</w:t>
+            </w:r>
+          </w:p>
+        </w:tc>
+        <w:tc>
+          <w:tcPr>
+            <w:tcW w:type="dxa" w:w="2351"/>
+            <w:tcW w:w="850" w:type="dxa"/>
+          </w:tcPr>
+          <w:p>
+            <w:r>
+              <w:rPr>
+                <w:rFonts w:ascii="Times New Roman" w:hAnsi="Times New Roman"/>
+                <w:sz w:val="20"/>
+              </w:rPr>
+              <w:t>0,176</w:t>
+            </w:r>
+          </w:p>
+        </w:tc>
+        <w:tc>
+          <w:tcPr>
+            <w:tcW w:type="dxa" w:w="2351"/>
+            <w:tcW w:w="850" w:type="dxa"/>
+          </w:tcPr>
+          <w:p>
+            <w:r>
+              <w:rPr>
+                <w:rFonts w:ascii="Times New Roman" w:hAnsi="Times New Roman"/>
+                <w:sz w:val="20"/>
+              </w:rPr>
+              <w:t>0,000</w:t>
+            </w:r>
+          </w:p>
+        </w:tc>
+        <w:tc>
+          <w:tcPr>
+            <w:tcW w:type="dxa" w:w="2351"/>
+            <w:tcW w:w="3118" w:type="dxa"/>
+          </w:tcPr>
+          <w:p>
+            <w:r>
+              <w:rPr>
+                <w:rFonts w:ascii="Times New Roman" w:hAnsi="Times New Roman"/>
+                <w:sz w:val="20"/>
+              </w:rPr>
+              <w:t>Dùng nhiều → tăng DAS</w:t>
+            </w:r>
+          </w:p>
+        </w:tc>
+      </w:tr>
+      <w:tr>
+        <w:tc>
+          <w:tcPr>
+            <w:tcW w:type="dxa" w:w="2351"/>
+            <w:tcW w:w="2268" w:type="dxa"/>
+          </w:tcPr>
+          <w:p>
+            <w:r>
+              <w:rPr>
+                <w:rFonts w:ascii="Times New Roman" w:hAnsi="Times New Roman"/>
+                <w:sz w:val="20"/>
+              </w:rPr>
+              <w:t>Giấc ngủ ban ngày</w:t>
+            </w:r>
+          </w:p>
+        </w:tc>
+        <w:tc>
+          <w:tcPr>
+            <w:tcW w:type="dxa" w:w="2351"/>
+            <w:tcW w:w="850" w:type="dxa"/>
+          </w:tcPr>
+          <w:p>
+            <w:r>
+              <w:rPr>
+                <w:rFonts w:ascii="Times New Roman" w:hAnsi="Times New Roman"/>
+                <w:sz w:val="20"/>
+              </w:rPr>
+              <w:t>–0,149</w:t>
+            </w:r>
+          </w:p>
+        </w:tc>
+        <w:tc>
+          <w:tcPr>
+            <w:tcW w:type="dxa" w:w="2351"/>
+            <w:tcW w:w="850" w:type="dxa"/>
+          </w:tcPr>
+          <w:p>
+            <w:r>
+              <w:rPr>
+                <w:rFonts w:ascii="Times New Roman" w:hAnsi="Times New Roman"/>
+                <w:sz w:val="20"/>
+              </w:rPr>
+              <w:t>0,000</w:t>
+            </w:r>
+          </w:p>
+        </w:tc>
+        <w:tc>
+          <w:tcPr>
+            <w:tcW w:type="dxa" w:w="2351"/>
+            <w:tcW w:w="3118" w:type="dxa"/>
+          </w:tcPr>
+          <w:p>
+            <w:r>
+              <w:rPr>
+                <w:rFonts w:ascii="Times New Roman" w:hAnsi="Times New Roman"/>
+                <w:sz w:val="20"/>
+              </w:rPr>
+              <w:t>Ngủ đủ → giảm DAS (bảo vệ)</w:t>
+            </w:r>
+          </w:p>
+        </w:tc>
+      </w:tr>
+      <w:tr>
+        <w:tc>
+          <w:tcPr>
+            <w:tcW w:type="dxa" w:w="2351"/>
+            <w:tcW w:w="2268" w:type="dxa"/>
+          </w:tcPr>
+          <w:p>
+            <w:r>
+              <w:rPr>
+                <w:rFonts w:ascii="Times New Roman" w:hAnsi="Times New Roman"/>
+                <w:sz w:val="20"/>
+              </w:rPr>
+              <w:t>Thời gian thể thao</w:t>
+            </w:r>
+          </w:p>
+        </w:tc>
+        <w:tc>
+          <w:tcPr>
+            <w:tcW w:type="dxa" w:w="2351"/>
+            <w:tcW w:w="850" w:type="dxa"/>
+          </w:tcPr>
+          <w:p>
+            <w:r>
+              <w:rPr>
+                <w:rFonts w:ascii="Times New Roman" w:hAnsi="Times New Roman"/>
+                <w:sz w:val="20"/>
+              </w:rPr>
+              <w:t>–0,087</w:t>
+            </w:r>
+          </w:p>
+        </w:tc>
+        <w:tc>
+          <w:tcPr>
+            <w:tcW w:type="dxa" w:w="2351"/>
+            <w:tcW w:w="850" w:type="dxa"/>
+          </w:tcPr>
+          <w:p>
+            <w:r>
+              <w:rPr>
+                <w:rFonts w:ascii="Times New Roman" w:hAnsi="Times New Roman"/>
+                <w:sz w:val="20"/>
+              </w:rPr>
+              <w:t>0,000</w:t>
+            </w:r>
+          </w:p>
+        </w:tc>
+        <w:tc>
+          <w:tcPr>
+            <w:tcW w:type="dxa" w:w="2351"/>
+            <w:tcW w:w="3118" w:type="dxa"/>
+          </w:tcPr>
+          <w:p>
+            <w:r>
+              <w:rPr>
+                <w:rFonts w:ascii="Times New Roman" w:hAnsi="Times New Roman"/>
+                <w:sz w:val="20"/>
+              </w:rPr>
+              <w:t>Thể thao → giảm DAS (bảo vệ)</w:t>
+            </w:r>
+          </w:p>
+        </w:tc>
+      </w:tr>
+      <w:tr>
+        <w:tc>
+          <w:tcPr>
+            <w:tcW w:type="dxa" w:w="2351"/>
+            <w:tcW w:w="2268" w:type="dxa"/>
+          </w:tcPr>
+          <w:p>
+            <w:r>
+              <w:rPr>
+                <w:rFonts w:ascii="Times New Roman" w:hAnsi="Times New Roman"/>
+                <w:sz w:val="20"/>
+              </w:rPr>
+              <w:t>Tuổi</w:t>
+            </w:r>
+          </w:p>
+        </w:tc>
+        <w:tc>
+          <w:tcPr>
+            <w:tcW w:type="dxa" w:w="2351"/>
+            <w:tcW w:w="850" w:type="dxa"/>
+          </w:tcPr>
+          <w:p>
+            <w:r>
+              <w:rPr>
+                <w:rFonts w:ascii="Times New Roman" w:hAnsi="Times New Roman"/>
+                <w:sz w:val="20"/>
+              </w:rPr>
+              <w:t>–0,086</w:t>
+            </w:r>
+          </w:p>
+        </w:tc>
+        <w:tc>
+          <w:tcPr>
+            <w:tcW w:type="dxa" w:w="2351"/>
+            <w:tcW w:w="850" w:type="dxa"/>
+          </w:tcPr>
+          <w:p>
+            <w:r>
+              <w:rPr>
+                <w:rFonts w:ascii="Times New Roman" w:hAnsi="Times New Roman"/>
+                <w:sz w:val="20"/>
+              </w:rPr>
+              <w:t>0,000</w:t>
+            </w:r>
+          </w:p>
+        </w:tc>
+        <w:tc>
+          <w:tcPr>
+            <w:tcW w:type="dxa" w:w="2351"/>
+            <w:tcW w:w="3118" w:type="dxa"/>
+          </w:tcPr>
+          <w:p>
+            <w:r>
+              <w:rPr>
+                <w:rFonts w:ascii="Times New Roman" w:hAnsi="Times New Roman"/>
+                <w:sz w:val="20"/>
+              </w:rPr>
+              <w:t>Trẻ hơn → DAS cao hơn</w:t>
+            </w:r>
+          </w:p>
+        </w:tc>
+      </w:tr>
+      <w:tr>
+        <w:tc>
+          <w:tcPr>
+            <w:tcW w:type="dxa" w:w="2351"/>
+            <w:tcW w:w="2268" w:type="dxa"/>
+          </w:tcPr>
+          <w:p>
+            <w:r>
+              <w:rPr>
+                <w:rFonts w:ascii="Times New Roman" w:hAnsi="Times New Roman"/>
+                <w:sz w:val="20"/>
+              </w:rPr>
+              <w:t>Hình thức học tập</w:t>
+            </w:r>
+          </w:p>
+        </w:tc>
+        <w:tc>
+          <w:tcPr>
+            <w:tcW w:type="dxa" w:w="2351"/>
+            <w:tcW w:w="850" w:type="dxa"/>
+          </w:tcPr>
+          <w:p>
+            <w:r>
+              <w:rPr>
+                <w:rFonts w:ascii="Times New Roman" w:hAnsi="Times New Roman"/>
+                <w:sz w:val="20"/>
+              </w:rPr>
+              <w:t>0,074</w:t>
+            </w:r>
+          </w:p>
+        </w:tc>
+        <w:tc>
+          <w:tcPr>
+            <w:tcW w:type="dxa" w:w="2351"/>
+            <w:tcW w:w="850" w:type="dxa"/>
+          </w:tcPr>
+          <w:p>
+            <w:r>
+              <w:rPr>
+                <w:rFonts w:ascii="Times New Roman" w:hAnsi="Times New Roman"/>
+                <w:sz w:val="20"/>
+              </w:rPr>
+              <w:t>0,000</w:t>
+            </w:r>
+          </w:p>
+        </w:tc>
+        <w:tc>
+          <w:tcPr>
+            <w:tcW w:type="dxa" w:w="2351"/>
+            <w:tcW w:w="3118" w:type="dxa"/>
+          </w:tcPr>
+          <w:p>
+            <w:r>
+              <w:rPr>
+                <w:rFonts w:ascii="Times New Roman" w:hAnsi="Times New Roman"/>
+                <w:sz w:val="20"/>
+              </w:rPr>
+              <w:t>Trực tuyến → tăng DAS</w:t>
+            </w:r>
+          </w:p>
+        </w:tc>
+      </w:tr>
+      <w:tr>
+        <w:tc>
+          <w:tcPr>
+            <w:tcW w:type="dxa" w:w="2351"/>
+            <w:tcW w:w="2268" w:type="dxa"/>
+          </w:tcPr>
+          <w:p>
+            <w:r>
+              <w:rPr>
+                <w:rFonts w:ascii="Times New Roman" w:hAnsi="Times New Roman"/>
+                <w:sz w:val="20"/>
+              </w:rPr>
+              <w:t>Giãn cách xã hội</w:t>
+            </w:r>
+          </w:p>
+        </w:tc>
+        <w:tc>
+          <w:tcPr>
+            <w:tcW w:type="dxa" w:w="2351"/>
+            <w:tcW w:w="850" w:type="dxa"/>
+          </w:tcPr>
+          <w:p>
+            <w:r>
+              <w:rPr>
+                <w:rFonts w:ascii="Times New Roman" w:hAnsi="Times New Roman"/>
+                <w:sz w:val="20"/>
+              </w:rPr>
+              <w:t>0,073</w:t>
+            </w:r>
+          </w:p>
+        </w:tc>
+        <w:tc>
+          <w:tcPr>
+            <w:tcW w:type="dxa" w:w="2351"/>
+            <w:tcW w:w="850" w:type="dxa"/>
+          </w:tcPr>
+          <w:p>
+            <w:r>
+              <w:rPr>
+                <w:rFonts w:ascii="Times New Roman" w:hAnsi="Times New Roman"/>
+                <w:sz w:val="20"/>
+              </w:rPr>
+              <w:t>0,000</w:t>
+            </w:r>
+          </w:p>
+        </w:tc>
+        <w:tc>
+          <w:tcPr>
+            <w:tcW w:type="dxa" w:w="2351"/>
+            <w:tcW w:w="3118" w:type="dxa"/>
+          </w:tcPr>
+          <w:p>
+            <w:r>
+              <w:rPr>
+                <w:rFonts w:ascii="Times New Roman" w:hAnsi="Times New Roman"/>
+                <w:sz w:val="20"/>
+              </w:rPr>
+              <w:t>Giãn cách nhiều → tăng DAS</w:t>
+            </w:r>
+          </w:p>
+        </w:tc>
+      </w:tr>
+      <w:tr>
+        <w:tc>
+          <w:tcPr>
+            <w:tcW w:type="dxa" w:w="2351"/>
+            <w:tcW w:w="2268" w:type="dxa"/>
+          </w:tcPr>
+          <w:p>
+            <w:r>
+              <w:rPr>
+                <w:rFonts w:ascii="Times New Roman" w:hAnsi="Times New Roman"/>
+                <w:sz w:val="20"/>
+              </w:rPr>
+              <w:t>Giới tính</w:t>
+            </w:r>
+          </w:p>
+        </w:tc>
+        <w:tc>
+          <w:tcPr>
+            <w:tcW w:type="dxa" w:w="2351"/>
+            <w:tcW w:w="850" w:type="dxa"/>
+          </w:tcPr>
+          <w:p>
+            <w:r>
+              <w:rPr>
+                <w:rFonts w:ascii="Times New Roman" w:hAnsi="Times New Roman"/>
+                <w:sz w:val="20"/>
+              </w:rPr>
+              <w:t>0,053</w:t>
+            </w:r>
+          </w:p>
+        </w:tc>
+        <w:tc>
+          <w:tcPr>
+            <w:tcW w:type="dxa" w:w="2351"/>
+            <w:tcW w:w="850" w:type="dxa"/>
+          </w:tcPr>
+          <w:p>
+            <w:r>
+              <w:rPr>
+                <w:rFonts w:ascii="Times New Roman" w:hAnsi="Times New Roman"/>
+                <w:sz w:val="20"/>
+              </w:rPr>
+              <w:t>0,001</w:t>
+            </w:r>
+          </w:p>
+        </w:tc>
+        <w:tc>
+          <w:tcPr>
+            <w:tcW w:type="dxa" w:w="2351"/>
+            <w:tcW w:w="3118" w:type="dxa"/>
+          </w:tcPr>
+          <w:p>
+            <w:r>
+              <w:rPr>
+                <w:rFonts w:ascii="Times New Roman" w:hAnsi="Times New Roman"/>
+                <w:sz w:val="20"/>
+              </w:rPr>
+              <w:t>Ảnh hưởng nhẹ</w:t>
+            </w:r>
+          </w:p>
+        </w:tc>
+      </w:tr>
+    </w:tbl>
+    <w:p/>
+    <w:p>
+      <w:pPr>
+        <w:pStyle w:val="Heading3"/>
+      </w:pPr>
+      <w:r>
+        <w:rPr>
+          <w:rFonts w:ascii="Times New Roman" w:hAnsi="Times New Roman"/>
+          <w:color w:val="0070C0"/>
+        </w:rPr>
+        <w:t>Khác biệt giai đoạn : Y văn quốc tế luôn báo cáo sự gia tăng các vấn đề SKTT ở thanh thiếu niên trong đại dịch COVID-19 (Racine và cộng sự, 2021). Thực tế, Hoàng Trung Học (2025) xác nhận xu hướng này: lo âu trong COVID 41,5% giảm xuống 25,4% sau COVID. Tuy nhiên, tỷ lệ sau COVID (25,4%) vẫn cao hơn trước dịch (12–15% theo Do &amp; Nguyen, 2020) — gợi ý tác động kéo dài của đại dịch.</w:t>
+      </w:r>
+    </w:p>
+    <w:p>
+      <w:r>
+        <w:rPr>
+          <w:rFonts w:ascii="Times New Roman" w:hAnsi="Times New Roman"/>
+          <w:b/>
           <w:color w:val="FF0000"/>
           <w:sz w:val="24"/>
         </w:rPr>
-        <w:t>Nhận xét</w:t>
+        <w:t>Nhận xét, phát hiện qua kết quả nghiên cứu</w:t>
+      </w:r>
+    </w:p>
+    <w:p>
+      <w:pPr>
+        <w:pStyle w:val="Heading3"/>
+      </w:pPr>
+      <w:r>
+        <w:rPr>
+          <w:rFonts w:ascii="Times New Roman" w:hAnsi="Times New Roman"/>
+          <w:color w:val="0070C0"/>
+        </w:rPr>
+        <w:t>Phát hiện về vai trò gia đình, công nghệ và giấc ngủ</w:t>
       </w:r>
     </w:p>
     <w:p>
@@ -410,7 +1301,29 @@
           <w:color w:val="0070C0"/>
           <w:sz w:val="24"/>
         </w:rPr>
-        <w:t>Quan hệ cha mẹ Beta=0,272 (mạnh nhất). Dùng điện tử Beta=0,176. Giấc ngủ Beta=–0,149.</w:t>
+        <w:t>*Quan hệ cha mẹ-con — yếu tố mạnh nhất.* Nổi bật nhất là mối quan hệ cha mẹ-con (Beta = 0,272) là yếu tố ảnh hưởng mạnh nhất đến mức độ DAS cả trong và sau COVID. Phát hiện này phù hợp với Pham và cộng sự (2024) tại Huế: chăm sóc cảm xúc giảm lo âu mạnh (beta = –0,40), và Qiu và cộng sự (2022) tại Trung Quốc: nuôi dạy tích cực giảm 70% trầm cảm (OR = 0,30).</w:t>
+      </w:r>
+    </w:p>
+    <w:p>
+      <w:r>
+        <w:rPr>
+          <w:rFonts w:ascii="Times New Roman" w:hAnsi="Times New Roman"/>
+          <w:b w:val="0"/>
+          <w:color w:val="0070C0"/>
+          <w:sz w:val="24"/>
+        </w:rPr>
+        <w:t>*Sử dụng thiết bị điện tử.* Thời gian dùng máy tính/điện thoại (Beta = 0,176) là yếu tố nguy cơ mạnh thứ hai, tương tự Chen và cộng sự (2023) tại Trung Quốc (rối loạn chơi game OR = 5,00) và Nature Human Behaviour (2025): VTN có rối loạn SKTT dùng mạng xã hội nhiều hơn.</w:t>
+      </w:r>
+    </w:p>
+    <w:p>
+      <w:r>
+        <w:rPr>
+          <w:rFonts w:ascii="Times New Roman" w:hAnsi="Times New Roman"/>
+          <w:b w:val="0"/>
+          <w:color w:val="0070C0"/>
+          <w:sz w:val="24"/>
+        </w:rPr>
+        <w:t>*Giấc ngủ và thể thao.* Giấc ngủ đủ (Beta = –0,149) và hoạt động thể thao (Beta = –0,087) là yếu tố bảo vệ, phù hợp với Zhu và cộng sự (2025): ngủ &lt;5h AOR = 13,71 cho trầm cảm, hoạt động ngoài trời 2–3h AOR = 0,557 bảo vệ.</w:t>
       </w:r>
     </w:p>
     <w:p>
@@ -432,7 +1345,7 @@
           <w:color w:val="0070C0"/>
           <w:sz w:val="24"/>
         </w:rPr>
-        <w:t>Mức độ căng thẳng, lo âu và trầm cảm ở VTN trong và sau COVID-19 tại Việt Nam. Quan hệ cha mẹ Beta=0,272 (mạnh nhất). Dùng điện tử Beta=0,176. Giấc ngủ Beta=–0,149....</w:t>
+        <w:t>Dữ liệu của chúng tôi, cho thấy sự giảm đáng kể nhưng vẫn ở mức cao của triệu chứng lo âu (từ 41,5% xuống 25,4%) ở 8.473 thanh thiếu niên 6 tỉnh Việt Nam sau COVID-19 — cỡ mẫu lớn nhất trong các nghiên cứu SKTT VTN tại Việt Nam, gợi ý rằng thanh thiếu niên có khả năng phục hồi nhất định nhưng tỷ lệ hậu COVID vẫn cao hơn trước dịch. Ba yếu tố có thể can thiệp được — quan hệ gia đình (Beta = 0,272), sử dụng điện tử (Beta = 0,176) và giấc ngủ (Beta = –0,149) — là mục tiêu ưu tiên cho chương trình phòng ngừa. Trong bối cảnh hậu COVID tại Việt Nam, nhu cầu cải thiện quan hệ gia đình, quản lý thời gian sử dụng công nghệ và duy trì giấc ngủ chất lượng là thiết yếu.</w:t>
       </w:r>
     </w:p>
     <w:p>
@@ -455,7 +1368,7 @@
           <w:color w:val="0070C0"/>
           <w:sz w:val="24"/>
         </w:rPr>
-        <w:t>Tạp chí không IF rõ. 2 mẫu khác nhau (không dọc thực). R²=0,190 chỉ giải thích 19%.</w:t>
+        <w:t>Cỡ mẫu lớn nhất VN (8.473), 6 tỉnh đại diện Bắc-Nam, hồi quy đa biến kiểm soát VIF và DW. Tuy nhiên, tạp chí AJPR không có impact factor rõ ràng, không lập chỉ mục PubMed/Scopus — giảm độ tin cậy học thuật. Hai đợt khảo sát trên 2 MẪU KHÁC NHAU (4.052 vs 4.337) — không phải nghiên cứu dọc thực sự, không thể theo dõi thay đổi ở cùng cá nhân. DASS-21 là sàng lọc — so với V-NAMHS 2022 (DISC-5: 2,3%), chênh lệch rất lớn. R² = 0,190 — mô hình chỉ giải thích 19% phương sai. "Convenient random sampling" — mâu thuẫn (thuận tiện ≠ ngẫu nhiên). Không phân tích giới tính chi tiết cho tỷ lệ lo âu.</w:t>
       </w:r>
     </w:p>
     <w:p>
@@ -478,9 +1391,10 @@
           <w:color w:val="0070C0"/>
           <w:sz w:val="24"/>
         </w:rPr>
-        <w:t>NC dọc thực sự theo cùng nhóm. So DASS-21 vs DISC-5. Phân tích giới tính chi tiết.</w:t>
+        <w:t>Nghiên cứu dọc thực sự theo dõi cùng nhóm HS từ trong COVID đến 2–3 năm sau. So sánh DASS-21 với DISC-5 trên cùng mẫu VTN. Phân tích giới tính chi tiết. Đánh giá hiệu quả can thiệp: đào tạo kỹ năng cha mẹ, quản lý thời gian điện tử tại trường. Xuất bản trên tạp chí có chỉ mục quốc tế.</w:t>
       </w:r>
     </w:p>
+    <w:p/>
     <w:p>
       <w:r>
         <w:rPr>
@@ -488,7 +1402,7 @@
           <w:b/>
           <w:sz w:val="24"/>
         </w:rPr>
-        <w:t>Đánh giá: ⭐⭐⭐ Cỡ mẫu lớn nhất VN (8.473), so sánh trong vs sau COVID, nhưng tạp chí yếu.</w:t>
+        <w:t>Đánh giá chất lượng: ⭐⭐⭐ Trung bình-Khá. Cỡ mẫu lớn nhất VN (8.473), so sánh COVID vs hậu COVID, hồi quy đa biến, nhưng tạp chí yếu và không phải NC dọc thực sự.</w:t>
       </w:r>
     </w:p>
     <w:sectPr>
